--- a/Collatio/9/1. Textos/2. Limpios/9-D.docx
+++ b/Collatio/9/1. Textos/2. Limpios/9-D.docx
@@ -1,17 +1,17 @@
 
 <file path=word/document.xml><?xml version="1.0" encoding="utf-8"?>
-<w:document xmlns:wpc="http://schemas.microsoft.com/office/word/2010/wordprocessingCanvas" xmlns:cx="http://schemas.microsoft.com/office/drawing/2014/chartex" xmlns:cx1="http://schemas.microsoft.com/office/drawing/2015/9/8/chartex" xmlns:cx2="http://schemas.microsoft.com/office/drawing/2015/10/21/chartex" xmlns:cx3="http://schemas.microsoft.com/office/drawing/2016/5/9/chartex" xmlns:cx4="http://schemas.microsoft.com/office/drawing/2016/5/10/chartex" xmlns:cx5="http://schemas.microsoft.com/office/drawing/2016/5/11/chartex" xmlns:cx6="http://schemas.microsoft.com/office/drawing/2016/5/12/chartex" xmlns:cx7="http://schemas.microsoft.com/office/drawing/2016/5/13/chartex" xmlns:cx8="http://schemas.microsoft.com/office/drawing/2016/5/14/chartex" xmlns:mc="http://schemas.openxmlformats.org/markup-compatibility/2006" xmlns:aink="http://schemas.microsoft.com/office/drawing/2016/ink" xmlns:am3d="http://schemas.microsoft.com/office/drawing/2017/model3d" xmlns:o="urn:schemas-microsoft-com:office:office" xmlns:oel="http://schemas.microsoft.com/office/2019/extlst" xmlns:r="http://schemas.openxmlformats.org/officeDocument/2006/relationships" xmlns:m="http://schemas.openxmlformats.org/officeDocument/2006/math" xmlns:v="urn:schemas-microsoft-com:vml" xmlns:wp14="http://schemas.microsoft.com/office/word/2010/wordprocessingDrawing" xmlns:wp="http://schemas.openxmlformats.org/drawingml/2006/wordprocessingDrawing" xmlns:w10="urn:schemas-microsoft-com:office:word" xmlns:w="http://schemas.openxmlformats.org/wordprocessingml/2006/main" xmlns:w14="http://schemas.microsoft.com/office/word/2010/wordml" xmlns:w15="http://schemas.microsoft.com/office/word/2012/wordml" xmlns:w16cex="http://schemas.microsoft.com/office/word/2018/wordml/cex" xmlns:w16cid="http://schemas.microsoft.com/office/word/2016/wordml/cid" xmlns:w16="http://schemas.microsoft.com/office/word/2018/wordml" xmlns:w16sdtdh="http://schemas.microsoft.com/office/word/2020/wordml/sdtdatahash" xmlns:w16se="http://schemas.microsoft.com/office/word/2015/wordml/symex" xmlns:wpg="http://schemas.microsoft.com/office/word/2010/wordprocessingGroup" xmlns:wpi="http://schemas.microsoft.com/office/word/2010/wordprocessingInk" xmlns:wne="http://schemas.microsoft.com/office/word/2006/wordml" xmlns:wps="http://schemas.microsoft.com/office/word/2010/wordprocessingShape" mc:Ignorable="w14 w15 w16se w16cid w16 w16cex w16sdtdh wp14">
+<w:document xmlns:wpc="http://schemas.microsoft.com/office/word/2010/wordprocessingCanvas" xmlns:cx="http://schemas.microsoft.com/office/drawing/2014/chartex" xmlns:cx1="http://schemas.microsoft.com/office/drawing/2015/9/8/chartex" xmlns:cx2="http://schemas.microsoft.com/office/drawing/2015/10/21/chartex" xmlns:cx3="http://schemas.microsoft.com/office/drawing/2016/5/9/chartex" xmlns:cx4="http://schemas.microsoft.com/office/drawing/2016/5/10/chartex" xmlns:cx5="http://schemas.microsoft.com/office/drawing/2016/5/11/chartex" xmlns:cx6="http://schemas.microsoft.com/office/drawing/2016/5/12/chartex" xmlns:cx7="http://schemas.microsoft.com/office/drawing/2016/5/13/chartex" xmlns:cx8="http://schemas.microsoft.com/office/drawing/2016/5/14/chartex" xmlns:mc="http://schemas.openxmlformats.org/markup-compatibility/2006" xmlns:aink="http://schemas.microsoft.com/office/drawing/2016/ink" xmlns:am3d="http://schemas.microsoft.com/office/drawing/2017/model3d" xmlns:o="urn:schemas-microsoft-com:office:office" xmlns:oel="http://schemas.microsoft.com/office/2019/extlst" xmlns:r="http://schemas.openxmlformats.org/officeDocument/2006/relationships" xmlns:m="http://schemas.openxmlformats.org/officeDocument/2006/math" xmlns:v="urn:schemas-microsoft-com:vml" xmlns:wp14="http://schemas.microsoft.com/office/word/2010/wordprocessingDrawing" xmlns:wp="http://schemas.openxmlformats.org/drawingml/2006/wordprocessingDrawing" xmlns:w10="urn:schemas-microsoft-com:office:word" xmlns:w="http://schemas.openxmlformats.org/wordprocessingml/2006/main" xmlns:w14="http://schemas.microsoft.com/office/word/2010/wordml" xmlns:w15="http://schemas.microsoft.com/office/word/2012/wordml" xmlns:w16cex="http://schemas.microsoft.com/office/word/2018/wordml/cex" xmlns:w16cid="http://schemas.microsoft.com/office/word/2016/wordml/cid" xmlns:w16="http://schemas.microsoft.com/office/word/2018/wordml" xmlns:w16du="http://schemas.microsoft.com/office/word/2023/wordml/word16du" xmlns:w16sdtdh="http://schemas.microsoft.com/office/word/2020/wordml/sdtdatahash" xmlns:w16sdtfl="http://schemas.microsoft.com/office/word/2024/wordml/sdtformatlock" xmlns:w16se="http://schemas.microsoft.com/office/word/2015/wordml/symex" xmlns:wpg="http://schemas.microsoft.com/office/word/2010/wordprocessingGroup" xmlns:wpi="http://schemas.microsoft.com/office/word/2010/wordprocessingInk" xmlns:wne="http://schemas.microsoft.com/office/word/2006/wordml" xmlns:wps="http://schemas.microsoft.com/office/word/2010/wordprocessingShape" mc:Ignorable="w14 w15 w16se w16cid w16 w16cex w16sdtdh w16sdtfl w16du wp14">
   <w:body>
     <w:p>
       <w:pPr>
         <w:rPr>
-          <w:rFonts w:ascii="Garamond" w:hAnsi="Garamond"/>
+          <w:rFonts w:ascii="Brill" w:hAnsi="Brill"/>
           <w:lang w:val="es-ES"/>
         </w:rPr>
       </w:pPr>
       <w:r>
         <w:rPr>
-          <w:rFonts w:ascii="Garamond" w:hAnsi="Garamond"/>
+          <w:rFonts w:ascii="Brill" w:hAnsi="Brill"/>
           <w:lang w:val="es-ES"/>
         </w:rPr>
         <w:t xml:space="preserve">Pregunto el </w:t>
@@ -19,7 +19,7 @@
       <w:proofErr w:type="spellStart"/>
       <w:r>
         <w:rPr>
-          <w:rFonts w:ascii="Garamond" w:hAnsi="Garamond"/>
+          <w:rFonts w:ascii="Brill" w:hAnsi="Brill"/>
           <w:lang w:val="es-ES"/>
         </w:rPr>
         <w:t>diciplo</w:t>
@@ -27,7 +27,247 @@
       <w:proofErr w:type="spellEnd"/>
       <w:r>
         <w:rPr>
-          <w:rFonts w:ascii="Garamond" w:hAnsi="Garamond"/>
+          <w:rFonts w:ascii="Brill" w:hAnsi="Brill"/>
+          <w:lang w:val="es-ES"/>
+        </w:rPr>
+        <w:t xml:space="preserve"> e dixo maestro pues si la vertud del alma se </w:t>
+      </w:r>
+      <w:proofErr w:type="spellStart"/>
+      <w:r>
+        <w:rPr>
+          <w:rFonts w:ascii="Brill" w:hAnsi="Brill"/>
+          <w:lang w:val="es-ES"/>
+        </w:rPr>
+        <w:t>estiende</w:t>
+      </w:r>
+      <w:proofErr w:type="spellEnd"/>
+      <w:r>
+        <w:rPr>
+          <w:rFonts w:ascii="Brill" w:hAnsi="Brill"/>
+          <w:lang w:val="es-ES"/>
+        </w:rPr>
+        <w:t xml:space="preserve"> por todo el cuerpo </w:t>
+      </w:r>
+      <w:proofErr w:type="spellStart"/>
+      <w:r>
+        <w:rPr>
+          <w:rFonts w:ascii="Brill" w:hAnsi="Brill"/>
+          <w:lang w:val="es-ES"/>
+        </w:rPr>
+        <w:t>quando</w:t>
+      </w:r>
+      <w:proofErr w:type="spellEnd"/>
+      <w:r>
+        <w:rPr>
+          <w:rFonts w:ascii="Brill" w:hAnsi="Brill"/>
+          <w:lang w:val="es-ES"/>
+        </w:rPr>
+        <w:t xml:space="preserve"> tajan al ombre el pie o la mano si tajan y la vertud del alma o non </w:t>
+      </w:r>
+      <w:proofErr w:type="spellStart"/>
+      <w:r>
+        <w:rPr>
+          <w:rFonts w:ascii="Brill" w:hAnsi="Brill"/>
+          <w:lang w:val="es-ES"/>
+        </w:rPr>
+        <w:t>respondio</w:t>
+      </w:r>
+      <w:proofErr w:type="spellEnd"/>
+      <w:r>
+        <w:rPr>
+          <w:rFonts w:ascii="Brill" w:hAnsi="Brill"/>
+          <w:lang w:val="es-ES"/>
+        </w:rPr>
+        <w:t xml:space="preserve"> el maestro e dixo yo te lo </w:t>
+      </w:r>
+      <w:proofErr w:type="spellStart"/>
+      <w:r>
+        <w:rPr>
+          <w:rFonts w:ascii="Brill" w:hAnsi="Brill"/>
+          <w:lang w:val="es-ES"/>
+        </w:rPr>
+        <w:t>dire</w:t>
+      </w:r>
+      <w:proofErr w:type="spellEnd"/>
+      <w:r>
+        <w:rPr>
+          <w:rFonts w:ascii="Brill" w:hAnsi="Brill"/>
+          <w:lang w:val="es-ES"/>
+        </w:rPr>
+        <w:t xml:space="preserve"> esto que me preguntas sepas que </w:t>
+      </w:r>
+      <w:proofErr w:type="spellStart"/>
+      <w:r>
+        <w:rPr>
+          <w:rFonts w:ascii="Brill" w:hAnsi="Brill"/>
+          <w:lang w:val="es-ES"/>
+        </w:rPr>
+        <w:t>quando</w:t>
+      </w:r>
+      <w:proofErr w:type="spellEnd"/>
+      <w:r>
+        <w:rPr>
+          <w:rFonts w:ascii="Brill" w:hAnsi="Brill"/>
+          <w:lang w:val="es-ES"/>
+        </w:rPr>
+        <w:t xml:space="preserve"> vienen a dar la ferida de que se taja el pie o la mano o </w:t>
+      </w:r>
+      <w:proofErr w:type="spellStart"/>
+      <w:r>
+        <w:rPr>
+          <w:rFonts w:ascii="Brill" w:hAnsi="Brill"/>
+          <w:lang w:val="es-ES"/>
+        </w:rPr>
+        <w:t>qual</w:t>
+      </w:r>
+      <w:proofErr w:type="spellEnd"/>
+      <w:r>
+        <w:rPr>
+          <w:rFonts w:ascii="Brill" w:hAnsi="Brill"/>
+          <w:lang w:val="es-ES"/>
+        </w:rPr>
+        <w:t xml:space="preserve"> quier </w:t>
+      </w:r>
+      <w:proofErr w:type="spellStart"/>
+      <w:r>
+        <w:rPr>
+          <w:rFonts w:ascii="Brill" w:hAnsi="Brill"/>
+          <w:lang w:val="es-ES"/>
+        </w:rPr>
+        <w:t>mienbro</w:t>
+      </w:r>
+      <w:proofErr w:type="spellEnd"/>
+      <w:r>
+        <w:rPr>
+          <w:rFonts w:ascii="Brill" w:hAnsi="Brill"/>
+          <w:lang w:val="es-ES"/>
+        </w:rPr>
+        <w:t xml:space="preserve"> del ombre se cierto que en aquel lugar esta su parte de la vertud del alma </w:t>
+      </w:r>
+      <w:proofErr w:type="spellStart"/>
+      <w:r>
+        <w:rPr>
+          <w:rFonts w:ascii="Brill" w:hAnsi="Brill"/>
+          <w:lang w:val="es-ES"/>
+        </w:rPr>
+        <w:t>mas</w:t>
+      </w:r>
+      <w:proofErr w:type="spellEnd"/>
+      <w:r>
+        <w:rPr>
+          <w:rFonts w:ascii="Brill" w:hAnsi="Brill"/>
+          <w:lang w:val="es-ES"/>
+        </w:rPr>
+        <w:t xml:space="preserve"> </w:t>
+      </w:r>
+      <w:proofErr w:type="spellStart"/>
+      <w:r>
+        <w:rPr>
+          <w:rFonts w:ascii="Brill" w:hAnsi="Brill"/>
+          <w:lang w:val="es-ES"/>
+        </w:rPr>
+        <w:t>esta</w:t>
+      </w:r>
+      <w:proofErr w:type="spellEnd"/>
+      <w:r>
+        <w:rPr>
+          <w:rFonts w:ascii="Brill" w:hAnsi="Brill"/>
+          <w:lang w:val="es-ES"/>
+        </w:rPr>
+        <w:t xml:space="preserve"> metida en la sangre de que se </w:t>
+      </w:r>
+      <w:proofErr w:type="spellStart"/>
+      <w:r>
+        <w:rPr>
+          <w:rFonts w:ascii="Brill" w:hAnsi="Brill"/>
+          <w:lang w:val="es-ES"/>
+        </w:rPr>
+        <w:t>govierna</w:t>
+      </w:r>
+      <w:proofErr w:type="spellEnd"/>
+      <w:r>
+        <w:rPr>
+          <w:rFonts w:ascii="Brill" w:hAnsi="Brill"/>
+          <w:lang w:val="es-ES"/>
+        </w:rPr>
+        <w:t xml:space="preserve"> aquel </w:t>
+      </w:r>
+      <w:proofErr w:type="spellStart"/>
+      <w:r>
+        <w:rPr>
+          <w:rFonts w:ascii="Brill" w:hAnsi="Brill"/>
+          <w:lang w:val="es-ES"/>
+        </w:rPr>
+        <w:t>mienbro</w:t>
+      </w:r>
+      <w:proofErr w:type="spellEnd"/>
+      <w:r>
+        <w:rPr>
+          <w:rFonts w:ascii="Brill" w:hAnsi="Brill"/>
+          <w:lang w:val="es-ES"/>
+        </w:rPr>
+        <w:t xml:space="preserve"> ca la vertud del alma da calentura a la sangre para correr para el cuerpo e </w:t>
+      </w:r>
+      <w:proofErr w:type="spellStart"/>
+      <w:r>
+        <w:rPr>
+          <w:rFonts w:ascii="Brill" w:hAnsi="Brill"/>
+          <w:lang w:val="es-ES"/>
+        </w:rPr>
+        <w:t>governal</w:t>
+      </w:r>
+      <w:proofErr w:type="spellEnd"/>
+      <w:r>
+        <w:rPr>
+          <w:rFonts w:ascii="Brill" w:hAnsi="Brill"/>
+          <w:lang w:val="es-ES"/>
+        </w:rPr>
+        <w:t xml:space="preserve"> lo pues dan al ombre la ferida en aquel lugar de aquel </w:t>
+      </w:r>
+      <w:proofErr w:type="spellStart"/>
+      <w:r>
+        <w:rPr>
+          <w:rFonts w:ascii="Brill" w:hAnsi="Brill"/>
+          <w:lang w:val="es-ES"/>
+        </w:rPr>
+        <w:t>mienbro</w:t>
+      </w:r>
+      <w:proofErr w:type="spellEnd"/>
+      <w:r>
+        <w:rPr>
+          <w:rFonts w:ascii="Brill" w:hAnsi="Brill"/>
+          <w:lang w:val="es-ES"/>
+        </w:rPr>
+        <w:t xml:space="preserve"> </w:t>
+      </w:r>
+      <w:proofErr w:type="spellStart"/>
+      <w:r>
+        <w:rPr>
+          <w:rFonts w:ascii="Brill" w:hAnsi="Brill"/>
+          <w:lang w:val="es-ES"/>
+        </w:rPr>
+        <w:t>asi</w:t>
+      </w:r>
+      <w:proofErr w:type="spellEnd"/>
+      <w:r>
+        <w:rPr>
+          <w:rFonts w:ascii="Brill" w:hAnsi="Brill"/>
+          <w:lang w:val="es-ES"/>
+        </w:rPr>
+        <w:t xml:space="preserve"> como la ferida es dada llega y la sangre caliente con la vertud del alma que trae para correr por aquel lugar por do </w:t>
+      </w:r>
+      <w:proofErr w:type="spellStart"/>
+      <w:r>
+        <w:rPr>
+          <w:rFonts w:ascii="Brill" w:hAnsi="Brill"/>
+          <w:lang w:val="es-ES"/>
+        </w:rPr>
+        <w:t>solie</w:t>
+      </w:r>
+      <w:proofErr w:type="spellEnd"/>
+      <w:r>
+        <w:rPr>
+          <w:rFonts w:ascii="Brill" w:hAnsi="Brill"/>
           <w:lang w:val="es-ES"/>
         </w:rPr>
         <w:t xml:space="preserve"> e </w:t>
@@ -35,55 +275,7 @@
       <w:proofErr w:type="spellStart"/>
       <w:r>
         <w:rPr>
-          <w:rFonts w:ascii="Garamond" w:hAnsi="Garamond"/>
-          <w:lang w:val="es-ES"/>
-        </w:rPr>
-        <w:t>dixo</w:t>
-      </w:r>
-      <w:proofErr w:type="spellEnd"/>
-      <w:r>
-        <w:rPr>
-          <w:rFonts w:ascii="Garamond" w:hAnsi="Garamond"/>
-          <w:lang w:val="es-ES"/>
-        </w:rPr>
-        <w:t xml:space="preserve"> maestro pues si la </w:t>
-      </w:r>
-      <w:proofErr w:type="spellStart"/>
-      <w:r>
-        <w:rPr>
-          <w:rFonts w:ascii="Garamond" w:hAnsi="Garamond"/>
-          <w:lang w:val="es-ES"/>
-        </w:rPr>
-        <w:t>vertud</w:t>
-      </w:r>
-      <w:proofErr w:type="spellEnd"/>
-      <w:r>
-        <w:rPr>
-          <w:rFonts w:ascii="Garamond" w:hAnsi="Garamond"/>
-          <w:lang w:val="es-ES"/>
-        </w:rPr>
-        <w:t xml:space="preserve"> del alma se </w:t>
-      </w:r>
-      <w:proofErr w:type="spellStart"/>
-      <w:r>
-        <w:rPr>
-          <w:rFonts w:ascii="Garamond" w:hAnsi="Garamond"/>
-          <w:lang w:val="es-ES"/>
-        </w:rPr>
-        <w:t>estiende</w:t>
-      </w:r>
-      <w:proofErr w:type="spellEnd"/>
-      <w:r>
-        <w:rPr>
-          <w:rFonts w:ascii="Garamond" w:hAnsi="Garamond"/>
-          <w:lang w:val="es-ES"/>
-        </w:rPr>
-        <w:t xml:space="preserve"> por todo el cuerpo </w:t>
-      </w:r>
-      <w:proofErr w:type="spellStart"/>
-      <w:r>
-        <w:rPr>
-          <w:rFonts w:ascii="Garamond" w:hAnsi="Garamond"/>
+          <w:rFonts w:ascii="Brill" w:hAnsi="Brill"/>
           <w:lang w:val="es-ES"/>
         </w:rPr>
         <w:t>quando</w:t>
@@ -91,143 +283,175 @@
       <w:proofErr w:type="spellEnd"/>
       <w:r>
         <w:rPr>
-          <w:rFonts w:ascii="Garamond" w:hAnsi="Garamond"/>
-          <w:lang w:val="es-ES"/>
-        </w:rPr>
-        <w:t xml:space="preserve"> tajan al </w:t>
-      </w:r>
-      <w:proofErr w:type="spellStart"/>
-      <w:r>
-        <w:rPr>
-          <w:rFonts w:ascii="Garamond" w:hAnsi="Garamond"/>
-          <w:lang w:val="es-ES"/>
-        </w:rPr>
-        <w:t>ombre</w:t>
-      </w:r>
-      <w:proofErr w:type="spellEnd"/>
-      <w:r>
-        <w:rPr>
-          <w:rFonts w:ascii="Garamond" w:hAnsi="Garamond"/>
-          <w:lang w:val="es-ES"/>
-        </w:rPr>
-        <w:t xml:space="preserve"> el pie o la mano si tajan y la </w:t>
-      </w:r>
-      <w:proofErr w:type="spellStart"/>
-      <w:r>
-        <w:rPr>
-          <w:rFonts w:ascii="Garamond" w:hAnsi="Garamond"/>
-          <w:lang w:val="es-ES"/>
-        </w:rPr>
-        <w:t>vertud</w:t>
-      </w:r>
-      <w:proofErr w:type="spellEnd"/>
-      <w:r>
-        <w:rPr>
-          <w:rFonts w:ascii="Garamond" w:hAnsi="Garamond"/>
-          <w:lang w:val="es-ES"/>
-        </w:rPr>
-        <w:t xml:space="preserve"> del alma o non </w:t>
-      </w:r>
-      <w:proofErr w:type="spellStart"/>
-      <w:r>
-        <w:rPr>
-          <w:rFonts w:ascii="Garamond" w:hAnsi="Garamond"/>
-          <w:lang w:val="es-ES"/>
-        </w:rPr>
-        <w:t>respondio</w:t>
-      </w:r>
-      <w:proofErr w:type="spellEnd"/>
-      <w:r>
-        <w:rPr>
-          <w:rFonts w:ascii="Garamond" w:hAnsi="Garamond"/>
-          <w:lang w:val="es-ES"/>
-        </w:rPr>
-        <w:t xml:space="preserve"> el maestro e </w:t>
-      </w:r>
-      <w:proofErr w:type="spellStart"/>
-      <w:r>
-        <w:rPr>
-          <w:rFonts w:ascii="Garamond" w:hAnsi="Garamond"/>
-          <w:lang w:val="es-ES"/>
-        </w:rPr>
-        <w:t>dixo</w:t>
-      </w:r>
-      <w:proofErr w:type="spellEnd"/>
-      <w:r>
-        <w:rPr>
-          <w:rFonts w:ascii="Garamond" w:hAnsi="Garamond"/>
-          <w:lang w:val="es-ES"/>
-        </w:rPr>
-        <w:t xml:space="preserve"> yo te lo </w:t>
-      </w:r>
-      <w:proofErr w:type="spellStart"/>
-      <w:r>
-        <w:rPr>
-          <w:rFonts w:ascii="Garamond" w:hAnsi="Garamond"/>
-          <w:lang w:val="es-ES"/>
-        </w:rPr>
-        <w:t>dire</w:t>
-      </w:r>
-      <w:proofErr w:type="spellEnd"/>
-      <w:r>
-        <w:rPr>
-          <w:rFonts w:ascii="Garamond" w:hAnsi="Garamond"/>
-          <w:lang w:val="es-ES"/>
-        </w:rPr>
-        <w:t xml:space="preserve"> esto que me preguntas sepas que </w:t>
-      </w:r>
-      <w:proofErr w:type="spellStart"/>
-      <w:r>
-        <w:rPr>
-          <w:rFonts w:ascii="Garamond" w:hAnsi="Garamond"/>
-          <w:lang w:val="es-ES"/>
-        </w:rPr>
-        <w:t>quando</w:t>
-      </w:r>
-      <w:proofErr w:type="spellEnd"/>
-      <w:r>
-        <w:rPr>
-          <w:rFonts w:ascii="Garamond" w:hAnsi="Garamond"/>
-          <w:lang w:val="es-ES"/>
-        </w:rPr>
-        <w:t xml:space="preserve"> vienen a dar la ferida de que se taja el pie o la mano o </w:t>
-      </w:r>
-      <w:proofErr w:type="spellStart"/>
-      <w:r>
-        <w:rPr>
-          <w:rFonts w:ascii="Garamond" w:hAnsi="Garamond"/>
-          <w:lang w:val="es-ES"/>
-        </w:rPr>
-        <w:t>qual</w:t>
-      </w:r>
-      <w:proofErr w:type="spellEnd"/>
-      <w:r>
-        <w:rPr>
-          <w:rFonts w:ascii="Garamond" w:hAnsi="Garamond"/>
-          <w:lang w:val="es-ES"/>
-        </w:rPr>
-        <w:t xml:space="preserve"> </w:t>
-      </w:r>
-      <w:proofErr w:type="spellStart"/>
-      <w:r>
-        <w:rPr>
-          <w:rFonts w:ascii="Garamond" w:hAnsi="Garamond"/>
-          <w:lang w:val="es-ES"/>
-        </w:rPr>
-        <w:t>quier</w:t>
-      </w:r>
-      <w:proofErr w:type="spellEnd"/>
-      <w:r>
-        <w:rPr>
-          <w:rFonts w:ascii="Garamond" w:hAnsi="Garamond"/>
-          <w:lang w:val="es-ES"/>
-        </w:rPr>
-        <w:t xml:space="preserve"> </w:t>
-      </w:r>
-      <w:proofErr w:type="spellStart"/>
-      <w:r>
-        <w:rPr>
-          <w:rFonts w:ascii="Garamond" w:hAnsi="Garamond"/>
+          <w:rFonts w:ascii="Brill" w:hAnsi="Brill"/>
+          <w:lang w:val="es-ES"/>
+        </w:rPr>
+        <w:t xml:space="preserve"> falla aquel lugar tajando entra el aire por la ferida en la sangre e </w:t>
+      </w:r>
+      <w:proofErr w:type="spellStart"/>
+      <w:r>
+        <w:rPr>
+          <w:rFonts w:ascii="Brill" w:hAnsi="Brill"/>
+          <w:lang w:val="es-ES"/>
+        </w:rPr>
+        <w:t>corronpe</w:t>
+      </w:r>
+      <w:proofErr w:type="spellEnd"/>
+      <w:r>
+        <w:rPr>
+          <w:rFonts w:ascii="Brill" w:hAnsi="Brill"/>
+          <w:lang w:val="es-ES"/>
+        </w:rPr>
+        <w:t xml:space="preserve"> la </w:t>
+      </w:r>
+      <w:proofErr w:type="spellStart"/>
+      <w:r>
+        <w:rPr>
+          <w:rFonts w:ascii="Brill" w:hAnsi="Brill"/>
+          <w:lang w:val="es-ES"/>
+        </w:rPr>
+        <w:t>e</w:t>
+      </w:r>
+      <w:proofErr w:type="spellEnd"/>
+      <w:r>
+        <w:rPr>
+          <w:rFonts w:ascii="Brill" w:hAnsi="Brill"/>
+          <w:lang w:val="es-ES"/>
+        </w:rPr>
+        <w:t xml:space="preserve"> la vertud del alma siente el </w:t>
+      </w:r>
+      <w:proofErr w:type="spellStart"/>
+      <w:r>
+        <w:rPr>
+          <w:rFonts w:ascii="Brill" w:hAnsi="Brill"/>
+          <w:lang w:val="es-ES"/>
+        </w:rPr>
+        <w:t>corronpimiento</w:t>
+      </w:r>
+      <w:proofErr w:type="spellEnd"/>
+      <w:r>
+        <w:rPr>
+          <w:rFonts w:ascii="Brill" w:hAnsi="Brill"/>
+          <w:lang w:val="es-ES"/>
+        </w:rPr>
+        <w:t xml:space="preserve"> de la sangre e torna se aquel lugar donde vino do esta la </w:t>
+      </w:r>
+      <w:proofErr w:type="spellStart"/>
+      <w:r>
+        <w:rPr>
+          <w:rFonts w:ascii="Brill" w:hAnsi="Brill"/>
+          <w:lang w:val="es-ES"/>
+        </w:rPr>
+        <w:t>raiz</w:t>
+      </w:r>
+      <w:proofErr w:type="spellEnd"/>
+      <w:r>
+        <w:rPr>
+          <w:rFonts w:ascii="Brill" w:hAnsi="Brill"/>
+          <w:lang w:val="es-ES"/>
+        </w:rPr>
+        <w:t xml:space="preserve"> e la fuerça de la sangre que es el </w:t>
+      </w:r>
+      <w:proofErr w:type="spellStart"/>
+      <w:r>
+        <w:rPr>
+          <w:rFonts w:ascii="Brill" w:hAnsi="Brill"/>
+          <w:lang w:val="es-ES"/>
+        </w:rPr>
+        <w:t>coraçon</w:t>
+      </w:r>
+      <w:proofErr w:type="spellEnd"/>
+      <w:r>
+        <w:rPr>
+          <w:rFonts w:ascii="Brill" w:hAnsi="Brill"/>
+          <w:lang w:val="es-ES"/>
+        </w:rPr>
+        <w:t xml:space="preserve"> ca </w:t>
+      </w:r>
+      <w:proofErr w:type="spellStart"/>
+      <w:r>
+        <w:rPr>
+          <w:rFonts w:ascii="Brill" w:hAnsi="Brill"/>
+          <w:lang w:val="es-ES"/>
+        </w:rPr>
+        <w:t>tu</w:t>
+      </w:r>
+      <w:proofErr w:type="spellEnd"/>
+      <w:r>
+        <w:rPr>
+          <w:rFonts w:ascii="Brill" w:hAnsi="Brill"/>
+          <w:lang w:val="es-ES"/>
+        </w:rPr>
+        <w:t xml:space="preserve"> sabes que te dixe que el alma que es de natura de los </w:t>
+      </w:r>
+      <w:proofErr w:type="spellStart"/>
+      <w:r>
+        <w:rPr>
+          <w:rFonts w:ascii="Brill" w:hAnsi="Brill"/>
+          <w:lang w:val="es-ES"/>
+        </w:rPr>
+        <w:t>angeles</w:t>
+      </w:r>
+      <w:proofErr w:type="spellEnd"/>
+      <w:r>
+        <w:rPr>
+          <w:rFonts w:ascii="Brill" w:hAnsi="Brill"/>
+          <w:lang w:val="es-ES"/>
+        </w:rPr>
+        <w:t xml:space="preserve"> que an comienço e non an fin pues si el alma se pudiese tajar luego </w:t>
+      </w:r>
+      <w:proofErr w:type="spellStart"/>
+      <w:r>
+        <w:rPr>
+          <w:rFonts w:ascii="Brill" w:hAnsi="Brill"/>
+          <w:lang w:val="es-ES"/>
+        </w:rPr>
+        <w:t>avria</w:t>
+      </w:r>
+      <w:proofErr w:type="spellEnd"/>
+      <w:r>
+        <w:rPr>
+          <w:rFonts w:ascii="Brill" w:hAnsi="Brill"/>
+          <w:lang w:val="es-ES"/>
+        </w:rPr>
+        <w:t xml:space="preserve"> fin como otra criatura e </w:t>
+      </w:r>
+      <w:proofErr w:type="spellStart"/>
+      <w:r>
+        <w:rPr>
+          <w:rFonts w:ascii="Brill" w:hAnsi="Brill"/>
+          <w:lang w:val="es-ES"/>
+        </w:rPr>
+        <w:t>tomaria</w:t>
+      </w:r>
+      <w:proofErr w:type="spellEnd"/>
+      <w:r>
+        <w:rPr>
+          <w:rFonts w:ascii="Brill" w:hAnsi="Brill"/>
+          <w:lang w:val="es-ES"/>
+        </w:rPr>
+        <w:t xml:space="preserve"> mengua en si </w:t>
+      </w:r>
+      <w:proofErr w:type="spellStart"/>
+      <w:r>
+        <w:rPr>
+          <w:rFonts w:ascii="Brill" w:hAnsi="Brill"/>
+          <w:lang w:val="es-ES"/>
+        </w:rPr>
+        <w:t>asi</w:t>
+      </w:r>
+      <w:proofErr w:type="spellEnd"/>
+      <w:r>
+        <w:rPr>
+          <w:rFonts w:ascii="Brill" w:hAnsi="Brill"/>
+          <w:lang w:val="es-ES"/>
+        </w:rPr>
+        <w:t xml:space="preserve"> como la tomo el cuerpo en el lugar del </w:t>
+      </w:r>
+      <w:proofErr w:type="spellStart"/>
+      <w:r>
+        <w:rPr>
+          <w:rFonts w:ascii="Brill" w:hAnsi="Brill"/>
           <w:lang w:val="es-ES"/>
         </w:rPr>
         <w:t>mienbro</w:t>
@@ -235,512 +459,7 @@
       <w:proofErr w:type="spellEnd"/>
       <w:r>
         <w:rPr>
-          <w:rFonts w:ascii="Garamond" w:hAnsi="Garamond"/>
-          <w:lang w:val="es-ES"/>
-        </w:rPr>
-        <w:t xml:space="preserve"> del </w:t>
-      </w:r>
-      <w:proofErr w:type="spellStart"/>
-      <w:r>
-        <w:rPr>
-          <w:rFonts w:ascii="Garamond" w:hAnsi="Garamond"/>
-          <w:lang w:val="es-ES"/>
-        </w:rPr>
-        <w:t>ombre</w:t>
-      </w:r>
-      <w:proofErr w:type="spellEnd"/>
-      <w:r>
-        <w:rPr>
-          <w:rFonts w:ascii="Garamond" w:hAnsi="Garamond"/>
-          <w:lang w:val="es-ES"/>
-        </w:rPr>
-        <w:t xml:space="preserve"> se cierto que en aquel lugar esta su parte de la </w:t>
-      </w:r>
-      <w:proofErr w:type="spellStart"/>
-      <w:r>
-        <w:rPr>
-          <w:rFonts w:ascii="Garamond" w:hAnsi="Garamond"/>
-          <w:lang w:val="es-ES"/>
-        </w:rPr>
-        <w:t>vertud</w:t>
-      </w:r>
-      <w:proofErr w:type="spellEnd"/>
-      <w:r>
-        <w:rPr>
-          <w:rFonts w:ascii="Garamond" w:hAnsi="Garamond"/>
-          <w:lang w:val="es-ES"/>
-        </w:rPr>
-        <w:t xml:space="preserve"> del alma </w:t>
-      </w:r>
-      <w:proofErr w:type="spellStart"/>
-      <w:r>
-        <w:rPr>
-          <w:rFonts w:ascii="Garamond" w:hAnsi="Garamond"/>
-          <w:lang w:val="es-ES"/>
-        </w:rPr>
-        <w:t>mas</w:t>
-      </w:r>
-      <w:proofErr w:type="spellEnd"/>
-      <w:r>
-        <w:rPr>
-          <w:rFonts w:ascii="Garamond" w:hAnsi="Garamond"/>
-          <w:lang w:val="es-ES"/>
-        </w:rPr>
-        <w:t xml:space="preserve"> </w:t>
-      </w:r>
-      <w:proofErr w:type="spellStart"/>
-      <w:r>
-        <w:rPr>
-          <w:rFonts w:ascii="Garamond" w:hAnsi="Garamond"/>
-          <w:lang w:val="es-ES"/>
-        </w:rPr>
-        <w:t>esta</w:t>
-      </w:r>
-      <w:proofErr w:type="spellEnd"/>
-      <w:r>
-        <w:rPr>
-          <w:rFonts w:ascii="Garamond" w:hAnsi="Garamond"/>
-          <w:lang w:val="es-ES"/>
-        </w:rPr>
-        <w:t xml:space="preserve"> metida en la sangre de que se </w:t>
-      </w:r>
-      <w:proofErr w:type="spellStart"/>
-      <w:r>
-        <w:rPr>
-          <w:rFonts w:ascii="Garamond" w:hAnsi="Garamond"/>
-          <w:lang w:val="es-ES"/>
-        </w:rPr>
-        <w:t>govierna</w:t>
-      </w:r>
-      <w:proofErr w:type="spellEnd"/>
-      <w:r>
-        <w:rPr>
-          <w:rFonts w:ascii="Garamond" w:hAnsi="Garamond"/>
-          <w:lang w:val="es-ES"/>
-        </w:rPr>
-        <w:t xml:space="preserve"> aquel </w:t>
-      </w:r>
-      <w:proofErr w:type="spellStart"/>
-      <w:r>
-        <w:rPr>
-          <w:rFonts w:ascii="Garamond" w:hAnsi="Garamond"/>
-          <w:lang w:val="es-ES"/>
-        </w:rPr>
-        <w:t>mienbro</w:t>
-      </w:r>
-      <w:proofErr w:type="spellEnd"/>
-      <w:r>
-        <w:rPr>
-          <w:rFonts w:ascii="Garamond" w:hAnsi="Garamond"/>
-          <w:lang w:val="es-ES"/>
-        </w:rPr>
-        <w:t xml:space="preserve"> ca la </w:t>
-      </w:r>
-      <w:proofErr w:type="spellStart"/>
-      <w:r>
-        <w:rPr>
-          <w:rFonts w:ascii="Garamond" w:hAnsi="Garamond"/>
-          <w:lang w:val="es-ES"/>
-        </w:rPr>
-        <w:t>vertud</w:t>
-      </w:r>
-      <w:proofErr w:type="spellEnd"/>
-      <w:r>
-        <w:rPr>
-          <w:rFonts w:ascii="Garamond" w:hAnsi="Garamond"/>
-          <w:lang w:val="es-ES"/>
-        </w:rPr>
-        <w:t xml:space="preserve"> del alma da calentura a la sangre para correr para el cuerpo e </w:t>
-      </w:r>
-      <w:proofErr w:type="spellStart"/>
-      <w:r>
-        <w:rPr>
-          <w:rFonts w:ascii="Garamond" w:hAnsi="Garamond"/>
-          <w:lang w:val="es-ES"/>
-        </w:rPr>
-        <w:t>governal</w:t>
-      </w:r>
-      <w:proofErr w:type="spellEnd"/>
-      <w:r>
-        <w:rPr>
-          <w:rFonts w:ascii="Garamond" w:hAnsi="Garamond"/>
-          <w:lang w:val="es-ES"/>
-        </w:rPr>
-        <w:t xml:space="preserve"> lo pues dan al </w:t>
-      </w:r>
-      <w:proofErr w:type="spellStart"/>
-      <w:r>
-        <w:rPr>
-          <w:rFonts w:ascii="Garamond" w:hAnsi="Garamond"/>
-          <w:lang w:val="es-ES"/>
-        </w:rPr>
-        <w:t>ombre</w:t>
-      </w:r>
-      <w:proofErr w:type="spellEnd"/>
-      <w:r>
-        <w:rPr>
-          <w:rFonts w:ascii="Garamond" w:hAnsi="Garamond"/>
-          <w:lang w:val="es-ES"/>
-        </w:rPr>
-        <w:t xml:space="preserve"> la ferida en aquel lugar de aquel </w:t>
-      </w:r>
-      <w:proofErr w:type="spellStart"/>
-      <w:r>
-        <w:rPr>
-          <w:rFonts w:ascii="Garamond" w:hAnsi="Garamond"/>
-          <w:lang w:val="es-ES"/>
-        </w:rPr>
-        <w:t>mienbro</w:t>
-      </w:r>
-      <w:proofErr w:type="spellEnd"/>
-      <w:r>
-        <w:rPr>
-          <w:rFonts w:ascii="Garamond" w:hAnsi="Garamond"/>
-          <w:lang w:val="es-ES"/>
-        </w:rPr>
-        <w:t xml:space="preserve"> </w:t>
-      </w:r>
-      <w:proofErr w:type="spellStart"/>
-      <w:r>
-        <w:rPr>
-          <w:rFonts w:ascii="Garamond" w:hAnsi="Garamond"/>
-          <w:lang w:val="es-ES"/>
-        </w:rPr>
-        <w:t>asi</w:t>
-      </w:r>
-      <w:proofErr w:type="spellEnd"/>
-      <w:r>
-        <w:rPr>
-          <w:rFonts w:ascii="Garamond" w:hAnsi="Garamond"/>
-          <w:lang w:val="es-ES"/>
-        </w:rPr>
-        <w:t xml:space="preserve"> como la ferida es dada llega y la sangre caliente con la </w:t>
-      </w:r>
-      <w:proofErr w:type="spellStart"/>
-      <w:r>
-        <w:rPr>
-          <w:rFonts w:ascii="Garamond" w:hAnsi="Garamond"/>
-          <w:lang w:val="es-ES"/>
-        </w:rPr>
-        <w:t>vertud</w:t>
-      </w:r>
-      <w:proofErr w:type="spellEnd"/>
-      <w:r>
-        <w:rPr>
-          <w:rFonts w:ascii="Garamond" w:hAnsi="Garamond"/>
-          <w:lang w:val="es-ES"/>
-        </w:rPr>
-        <w:t xml:space="preserve"> del alma que trae para correr por aquel lugar por do </w:t>
-      </w:r>
-      <w:proofErr w:type="spellStart"/>
-      <w:r>
-        <w:rPr>
-          <w:rFonts w:ascii="Garamond" w:hAnsi="Garamond"/>
-          <w:lang w:val="es-ES"/>
-        </w:rPr>
-        <w:t>solie</w:t>
-      </w:r>
-      <w:proofErr w:type="spellEnd"/>
-      <w:r>
-        <w:rPr>
-          <w:rFonts w:ascii="Garamond" w:hAnsi="Garamond"/>
-          <w:lang w:val="es-ES"/>
-        </w:rPr>
-        <w:t xml:space="preserve"> e </w:t>
-      </w:r>
-      <w:proofErr w:type="spellStart"/>
-      <w:r>
-        <w:rPr>
-          <w:rFonts w:ascii="Garamond" w:hAnsi="Garamond"/>
-          <w:lang w:val="es-ES"/>
-        </w:rPr>
-        <w:t>quando</w:t>
-      </w:r>
-      <w:proofErr w:type="spellEnd"/>
-      <w:r>
-        <w:rPr>
-          <w:rFonts w:ascii="Garamond" w:hAnsi="Garamond"/>
-          <w:lang w:val="es-ES"/>
-        </w:rPr>
-        <w:t xml:space="preserve"> falla aquel lugar tajando entra el aire por la ferida en la sangre e </w:t>
-      </w:r>
-      <w:proofErr w:type="spellStart"/>
-      <w:r>
-        <w:rPr>
-          <w:rFonts w:ascii="Garamond" w:hAnsi="Garamond"/>
-          <w:lang w:val="es-ES"/>
-        </w:rPr>
-        <w:t>corronpe</w:t>
-      </w:r>
-      <w:proofErr w:type="spellEnd"/>
-      <w:r>
-        <w:rPr>
-          <w:rFonts w:ascii="Garamond" w:hAnsi="Garamond"/>
-          <w:lang w:val="es-ES"/>
-        </w:rPr>
-        <w:t xml:space="preserve"> la </w:t>
-      </w:r>
-      <w:proofErr w:type="spellStart"/>
-      <w:r>
-        <w:rPr>
-          <w:rFonts w:ascii="Garamond" w:hAnsi="Garamond"/>
-          <w:lang w:val="es-ES"/>
-        </w:rPr>
-        <w:t>e</w:t>
-      </w:r>
-      <w:proofErr w:type="spellEnd"/>
-      <w:r>
-        <w:rPr>
-          <w:rFonts w:ascii="Garamond" w:hAnsi="Garamond"/>
-          <w:lang w:val="es-ES"/>
-        </w:rPr>
-        <w:t xml:space="preserve"> la </w:t>
-      </w:r>
-      <w:proofErr w:type="spellStart"/>
-      <w:r>
-        <w:rPr>
-          <w:rFonts w:ascii="Garamond" w:hAnsi="Garamond"/>
-          <w:lang w:val="es-ES"/>
-        </w:rPr>
-        <w:t>vertud</w:t>
-      </w:r>
-      <w:proofErr w:type="spellEnd"/>
-      <w:r>
-        <w:rPr>
-          <w:rFonts w:ascii="Garamond" w:hAnsi="Garamond"/>
-          <w:lang w:val="es-ES"/>
-        </w:rPr>
-        <w:t xml:space="preserve"> del alma siente el </w:t>
-      </w:r>
-      <w:proofErr w:type="spellStart"/>
-      <w:r>
-        <w:rPr>
-          <w:rFonts w:ascii="Garamond" w:hAnsi="Garamond"/>
-          <w:lang w:val="es-ES"/>
-        </w:rPr>
-        <w:t>corronpimiento</w:t>
-      </w:r>
-      <w:proofErr w:type="spellEnd"/>
-      <w:r>
-        <w:rPr>
-          <w:rFonts w:ascii="Garamond" w:hAnsi="Garamond"/>
-          <w:lang w:val="es-ES"/>
-        </w:rPr>
-        <w:t xml:space="preserve"> de la sangre e torna se aquel lugar donde vino do esta la </w:t>
-      </w:r>
-      <w:proofErr w:type="spellStart"/>
-      <w:r>
-        <w:rPr>
-          <w:rFonts w:ascii="Garamond" w:hAnsi="Garamond"/>
-          <w:lang w:val="es-ES"/>
-        </w:rPr>
-        <w:t>raiz</w:t>
-      </w:r>
-      <w:proofErr w:type="spellEnd"/>
-      <w:r>
-        <w:rPr>
-          <w:rFonts w:ascii="Garamond" w:hAnsi="Garamond"/>
-          <w:lang w:val="es-ES"/>
-        </w:rPr>
-        <w:t xml:space="preserve"> e la </w:t>
-      </w:r>
-      <w:proofErr w:type="spellStart"/>
-      <w:r>
-        <w:rPr>
-          <w:rFonts w:ascii="Garamond" w:hAnsi="Garamond"/>
-          <w:lang w:val="es-ES"/>
-        </w:rPr>
-        <w:t>fuerça</w:t>
-      </w:r>
-      <w:proofErr w:type="spellEnd"/>
-      <w:r>
-        <w:rPr>
-          <w:rFonts w:ascii="Garamond" w:hAnsi="Garamond"/>
-          <w:lang w:val="es-ES"/>
-        </w:rPr>
-        <w:t xml:space="preserve"> de la sangre que es el </w:t>
-      </w:r>
-      <w:proofErr w:type="spellStart"/>
-      <w:r>
-        <w:rPr>
-          <w:rFonts w:ascii="Garamond" w:hAnsi="Garamond"/>
-          <w:lang w:val="es-ES"/>
-        </w:rPr>
-        <w:t>coraçon</w:t>
-      </w:r>
-      <w:proofErr w:type="spellEnd"/>
-      <w:r>
-        <w:rPr>
-          <w:rFonts w:ascii="Garamond" w:hAnsi="Garamond"/>
-          <w:lang w:val="es-ES"/>
-        </w:rPr>
-        <w:t xml:space="preserve"> ca </w:t>
-      </w:r>
-      <w:proofErr w:type="spellStart"/>
-      <w:r>
-        <w:rPr>
-          <w:rFonts w:ascii="Garamond" w:hAnsi="Garamond"/>
-          <w:lang w:val="es-ES"/>
-        </w:rPr>
-        <w:t>tu</w:t>
-      </w:r>
-      <w:proofErr w:type="spellEnd"/>
-      <w:r>
-        <w:rPr>
-          <w:rFonts w:ascii="Garamond" w:hAnsi="Garamond"/>
-          <w:lang w:val="es-ES"/>
-        </w:rPr>
-        <w:t xml:space="preserve"> sabes que te </w:t>
-      </w:r>
-      <w:proofErr w:type="spellStart"/>
-      <w:r>
-        <w:rPr>
-          <w:rFonts w:ascii="Garamond" w:hAnsi="Garamond"/>
-          <w:lang w:val="es-ES"/>
-        </w:rPr>
-        <w:t>dixe</w:t>
-      </w:r>
-      <w:proofErr w:type="spellEnd"/>
-      <w:r>
-        <w:rPr>
-          <w:rFonts w:ascii="Garamond" w:hAnsi="Garamond"/>
-          <w:lang w:val="es-ES"/>
-        </w:rPr>
-        <w:t xml:space="preserve"> que el alma que es de natura de los </w:t>
-      </w:r>
-      <w:proofErr w:type="spellStart"/>
-      <w:r>
-        <w:rPr>
-          <w:rFonts w:ascii="Garamond" w:hAnsi="Garamond"/>
-          <w:lang w:val="es-ES"/>
-        </w:rPr>
-        <w:t>angeles</w:t>
-      </w:r>
-      <w:proofErr w:type="spellEnd"/>
-      <w:r>
-        <w:rPr>
-          <w:rFonts w:ascii="Garamond" w:hAnsi="Garamond"/>
-          <w:lang w:val="es-ES"/>
-        </w:rPr>
-        <w:t xml:space="preserve"> que </w:t>
-      </w:r>
-      <w:proofErr w:type="spellStart"/>
-      <w:r>
-        <w:rPr>
-          <w:rFonts w:ascii="Garamond" w:hAnsi="Garamond"/>
-          <w:lang w:val="es-ES"/>
-        </w:rPr>
-        <w:t>an</w:t>
-      </w:r>
-      <w:proofErr w:type="spellEnd"/>
-      <w:r>
-        <w:rPr>
-          <w:rFonts w:ascii="Garamond" w:hAnsi="Garamond"/>
-          <w:lang w:val="es-ES"/>
-        </w:rPr>
-        <w:t xml:space="preserve"> </w:t>
-      </w:r>
-      <w:proofErr w:type="spellStart"/>
-      <w:r>
-        <w:rPr>
-          <w:rFonts w:ascii="Garamond" w:hAnsi="Garamond"/>
-          <w:lang w:val="es-ES"/>
-        </w:rPr>
-        <w:t>comienço</w:t>
-      </w:r>
-      <w:proofErr w:type="spellEnd"/>
-      <w:r>
-        <w:rPr>
-          <w:rFonts w:ascii="Garamond" w:hAnsi="Garamond"/>
-          <w:lang w:val="es-ES"/>
-        </w:rPr>
-        <w:t xml:space="preserve"> e non </w:t>
-      </w:r>
-      <w:proofErr w:type="spellStart"/>
-      <w:proofErr w:type="gramStart"/>
-      <w:r>
-        <w:rPr>
-          <w:rFonts w:ascii="Garamond" w:hAnsi="Garamond"/>
-          <w:lang w:val="es-ES"/>
-        </w:rPr>
-        <w:t>an</w:t>
-      </w:r>
-      <w:proofErr w:type="spellEnd"/>
-      <w:r>
-        <w:rPr>
-          <w:rFonts w:ascii="Garamond" w:hAnsi="Garamond"/>
-          <w:lang w:val="es-ES"/>
-        </w:rPr>
-        <w:t xml:space="preserve"> fin</w:t>
-      </w:r>
-      <w:proofErr w:type="gramEnd"/>
-      <w:r>
-        <w:rPr>
-          <w:rFonts w:ascii="Garamond" w:hAnsi="Garamond"/>
-          <w:lang w:val="es-ES"/>
-        </w:rPr>
-        <w:t xml:space="preserve"> pues si el alma se pudiese tajar luego </w:t>
-      </w:r>
-      <w:proofErr w:type="spellStart"/>
-      <w:r>
-        <w:rPr>
-          <w:rFonts w:ascii="Garamond" w:hAnsi="Garamond"/>
-          <w:lang w:val="es-ES"/>
-        </w:rPr>
-        <w:t>avria</w:t>
-      </w:r>
-      <w:proofErr w:type="spellEnd"/>
-      <w:r>
-        <w:rPr>
-          <w:rFonts w:ascii="Garamond" w:hAnsi="Garamond"/>
-          <w:lang w:val="es-ES"/>
-        </w:rPr>
-        <w:t xml:space="preserve"> fin como otra criatura e </w:t>
-      </w:r>
-      <w:proofErr w:type="spellStart"/>
-      <w:r>
-        <w:rPr>
-          <w:rFonts w:ascii="Garamond" w:hAnsi="Garamond"/>
-          <w:lang w:val="es-ES"/>
-        </w:rPr>
-        <w:t>tomaria</w:t>
-      </w:r>
-      <w:proofErr w:type="spellEnd"/>
-      <w:r>
-        <w:rPr>
-          <w:rFonts w:ascii="Garamond" w:hAnsi="Garamond"/>
-          <w:lang w:val="es-ES"/>
-        </w:rPr>
-        <w:t xml:space="preserve"> mengua en si </w:t>
-      </w:r>
-      <w:proofErr w:type="spellStart"/>
-      <w:r>
-        <w:rPr>
-          <w:rFonts w:ascii="Garamond" w:hAnsi="Garamond"/>
-          <w:lang w:val="es-ES"/>
-        </w:rPr>
-        <w:t>asi</w:t>
-      </w:r>
-      <w:proofErr w:type="spellEnd"/>
-      <w:r>
-        <w:rPr>
-          <w:rFonts w:ascii="Garamond" w:hAnsi="Garamond"/>
-          <w:lang w:val="es-ES"/>
-        </w:rPr>
-        <w:t xml:space="preserve"> como la tomo el cuerpo en el lugar del </w:t>
-      </w:r>
-      <w:proofErr w:type="spellStart"/>
-      <w:r>
-        <w:rPr>
-          <w:rFonts w:ascii="Garamond" w:hAnsi="Garamond"/>
-          <w:lang w:val="es-ES"/>
-        </w:rPr>
-        <w:t>mienbro</w:t>
-      </w:r>
-      <w:proofErr w:type="spellEnd"/>
-      <w:r>
-        <w:rPr>
-          <w:rFonts w:ascii="Garamond" w:hAnsi="Garamond"/>
+          <w:rFonts w:ascii="Brill" w:hAnsi="Brill"/>
           <w:lang w:val="es-ES"/>
         </w:rPr>
         <w:t xml:space="preserve"> do fue </w:t>
@@ -748,7 +467,7 @@
       <w:proofErr w:type="spellStart"/>
       <w:r>
         <w:rPr>
-          <w:rFonts w:ascii="Garamond" w:hAnsi="Garamond"/>
+          <w:rFonts w:ascii="Brill" w:hAnsi="Brill"/>
           <w:lang w:val="es-ES"/>
         </w:rPr>
         <w:t>ferido</w:t>
@@ -766,7 +485,7 @@
 </file>
 
 <file path=word/styles.xml><?xml version="1.0" encoding="utf-8"?>
-<w:styles xmlns:mc="http://schemas.openxmlformats.org/markup-compatibility/2006" xmlns:r="http://schemas.openxmlformats.org/officeDocument/2006/relationships" xmlns:w="http://schemas.openxmlformats.org/wordprocessingml/2006/main" xmlns:w14="http://schemas.microsoft.com/office/word/2010/wordml" xmlns:w15="http://schemas.microsoft.com/office/word/2012/wordml" xmlns:w16cex="http://schemas.microsoft.com/office/word/2018/wordml/cex" xmlns:w16cid="http://schemas.microsoft.com/office/word/2016/wordml/cid" xmlns:w16="http://schemas.microsoft.com/office/word/2018/wordml" xmlns:w16sdtdh="http://schemas.microsoft.com/office/word/2020/wordml/sdtdatahash" xmlns:w16se="http://schemas.microsoft.com/office/word/2015/wordml/symex" mc:Ignorable="w14 w15 w16se w16cid w16 w16cex w16sdtdh">
+<w:styles xmlns:mc="http://schemas.openxmlformats.org/markup-compatibility/2006" xmlns:r="http://schemas.openxmlformats.org/officeDocument/2006/relationships" xmlns:w="http://schemas.openxmlformats.org/wordprocessingml/2006/main" xmlns:w14="http://schemas.microsoft.com/office/word/2010/wordml" xmlns:w15="http://schemas.microsoft.com/office/word/2012/wordml" xmlns:w16cex="http://schemas.microsoft.com/office/word/2018/wordml/cex" xmlns:w16cid="http://schemas.microsoft.com/office/word/2016/wordml/cid" xmlns:w16="http://schemas.microsoft.com/office/word/2018/wordml" xmlns:w16du="http://schemas.microsoft.com/office/word/2023/wordml/word16du" xmlns:w16sdtdh="http://schemas.microsoft.com/office/word/2020/wordml/sdtdatahash" xmlns:w16sdtfl="http://schemas.microsoft.com/office/word/2024/wordml/sdtformatlock" xmlns:w16se="http://schemas.microsoft.com/office/word/2015/wordml/symex" mc:Ignorable="w14 w15 w16se w16cid w16 w16cex w16sdtdh w16sdtfl w16du">
   <w:docDefaults>
     <w:rPrDefault>
       <w:rPr>
